--- a/Методические указания по подготовке и защиты курсовой работы МДК 05.01_МДК.05.02.docx
+++ b/Методические указания по подготовке и защиты курсовой работы МДК 05.01_МДК.05.02.docx
@@ -1,6 +1,6 @@
 
 <file path=word/document.xml><?xml version="1.0" encoding="utf-8"?>
-<w:document xmlns:wpc="http://schemas.microsoft.com/office/word/2010/wordprocessingCanvas" xmlns:cx="http://schemas.microsoft.com/office/drawing/2014/chartex" xmlns:cx1="http://schemas.microsoft.com/office/drawing/2015/9/8/chartex" xmlns:mc="http://schemas.openxmlformats.org/markup-compatibility/2006" xmlns:o="urn:schemas-microsoft-com:office:office" xmlns:r="http://schemas.openxmlformats.org/officeDocument/2006/relationships" xmlns:m="http://schemas.openxmlformats.org/officeDocument/2006/math" xmlns:v="urn:schemas-microsoft-com:vml" xmlns:wp14="http://schemas.microsoft.com/office/word/2010/wordprocessingDrawing" xmlns:wp="http://schemas.openxmlformats.org/drawingml/2006/wordprocessingDrawing" xmlns:w10="urn:schemas-microsoft-com:office:word" xmlns:w="http://schemas.openxmlformats.org/wordprocessingml/2006/main" xmlns:w14="http://schemas.microsoft.com/office/word/2010/wordml" xmlns:w15="http://schemas.microsoft.com/office/word/2012/wordml" xmlns:w16se="http://schemas.microsoft.com/office/word/2015/wordml/symex" xmlns:wpg="http://schemas.microsoft.com/office/word/2010/wordprocessingGroup" xmlns:wpi="http://schemas.microsoft.com/office/word/2010/wordprocessingInk" xmlns:wne="http://schemas.microsoft.com/office/word/2006/wordml" xmlns:wps="http://schemas.microsoft.com/office/word/2010/wordprocessingShape" mc:Ignorable="w14 w15 w16se wp14">
+<w:document xmlns:wpc="http://schemas.microsoft.com/office/word/2010/wordprocessingCanvas" xmlns:cx="http://schemas.microsoft.com/office/drawing/2014/chartex" xmlns:cx1="http://schemas.microsoft.com/office/drawing/2015/9/8/chartex" xmlns:cx2="http://schemas.microsoft.com/office/drawing/2015/10/21/chartex" xmlns:cx3="http://schemas.microsoft.com/office/drawing/2016/5/9/chartex" xmlns:cx4="http://schemas.microsoft.com/office/drawing/2016/5/10/chartex" xmlns:cx5="http://schemas.microsoft.com/office/drawing/2016/5/11/chartex" xmlns:cx6="http://schemas.microsoft.com/office/drawing/2016/5/12/chartex" xmlns:cx7="http://schemas.microsoft.com/office/drawing/2016/5/13/chartex" xmlns:cx8="http://schemas.microsoft.com/office/drawing/2016/5/14/chartex" xmlns:mc="http://schemas.openxmlformats.org/markup-compatibility/2006" xmlns:aink="http://schemas.microsoft.com/office/drawing/2016/ink" xmlns:am3d="http://schemas.microsoft.com/office/drawing/2017/model3d" xmlns:o="urn:schemas-microsoft-com:office:office" xmlns:oel="http://schemas.microsoft.com/office/2019/extlst" xmlns:r="http://schemas.openxmlformats.org/officeDocument/2006/relationships" xmlns:m="http://schemas.openxmlformats.org/officeDocument/2006/math" xmlns:v="urn:schemas-microsoft-com:vml" xmlns:wp14="http://schemas.microsoft.com/office/word/2010/wordprocessingDrawing" xmlns:wp="http://schemas.openxmlformats.org/drawingml/2006/wordprocessingDrawing" xmlns:w10="urn:schemas-microsoft-com:office:word" xmlns:w="http://schemas.openxmlformats.org/wordprocessingml/2006/main" xmlns:w14="http://schemas.microsoft.com/office/word/2010/wordml" xmlns:w15="http://schemas.microsoft.com/office/word/2012/wordml" xmlns:w16cex="http://schemas.microsoft.com/office/word/2018/wordml/cex" xmlns:w16cid="http://schemas.microsoft.com/office/word/2016/wordml/cid" xmlns:w16="http://schemas.microsoft.com/office/word/2018/wordml" xmlns:w16du="http://schemas.microsoft.com/office/word/2023/wordml/word16du" xmlns:w16sdtdh="http://schemas.microsoft.com/office/word/2020/wordml/sdtdatahash" xmlns:w16sdtfl="http://schemas.microsoft.com/office/word/2024/wordml/sdtformatlock" xmlns:w16se="http://schemas.microsoft.com/office/word/2015/wordml/symex" xmlns:wpg="http://schemas.microsoft.com/office/word/2010/wordprocessingGroup" xmlns:wpi="http://schemas.microsoft.com/office/word/2010/wordprocessingInk" xmlns:wne="http://schemas.microsoft.com/office/word/2006/wordml" xmlns:wps="http://schemas.microsoft.com/office/word/2010/wordprocessingShape" mc:Ignorable="w14 w15 w16se w16cid w16 w16cex w16sdtdh w16sdtfl w16du wp14">
   <w:body>
     <w:p>
       <w:pPr>
@@ -979,8 +979,6 @@
               </w:rPr>
               <w:t xml:space="preserve"> «____» _________________2025 г.</w:t>
             </w:r>
-            <w:bookmarkStart w:id="0" w:name="_GoBack"/>
-            <w:bookmarkEnd w:id="0"/>
           </w:p>
         </w:tc>
       </w:tr>
@@ -1189,7 +1187,18 @@
           <w:szCs w:val="26"/>
           <w:lang w:bidi="ar-SA"/>
         </w:rPr>
-        <w:t xml:space="preserve">Составитель (автор)  </w:t>
+        <w:t>Составитель (</w:t>
+      </w:r>
+      <w:proofErr w:type="gramStart"/>
+      <w:r>
+        <w:rPr>
+          <w:b/>
+          <w:bCs/>
+          <w:sz w:val="28"/>
+          <w:szCs w:val="26"/>
+          <w:lang w:bidi="ar-SA"/>
+        </w:rPr>
+        <w:t xml:space="preserve">автор)  </w:t>
       </w:r>
       <w:r>
         <w:rPr>
@@ -1199,8 +1208,9 @@
           <w:u w:val="single"/>
           <w:lang w:bidi="ar-SA"/>
         </w:rPr>
-        <w:t>Игнатьева Т.А,</w:t>
-      </w:r>
+        <w:t>Игнатьева</w:t>
+      </w:r>
+      <w:proofErr w:type="gramEnd"/>
       <w:r>
         <w:rPr>
           <w:bCs/>
@@ -1211,6 +1221,7 @@
         </w:rPr>
         <w:t xml:space="preserve"> </w:t>
       </w:r>
+      <w:proofErr w:type="gramStart"/>
       <w:r>
         <w:rPr>
           <w:bCs/>
@@ -1219,8 +1230,51 @@
           <w:u w:val="single"/>
           <w:lang w:bidi="ar-SA"/>
         </w:rPr>
-        <w:t>преподаватель ГАПОУ ПК №8 им. И.Ф.Павлова</w:t>
-      </w:r>
+        <w:t>Т.А</w:t>
+      </w:r>
+      <w:proofErr w:type="gramEnd"/>
+      <w:r>
+        <w:rPr>
+          <w:bCs/>
+          <w:sz w:val="28"/>
+          <w:szCs w:val="26"/>
+          <w:u w:val="single"/>
+          <w:lang w:bidi="ar-SA"/>
+        </w:rPr>
+        <w:t>,</w:t>
+      </w:r>
+      <w:r>
+        <w:rPr>
+          <w:bCs/>
+          <w:sz w:val="28"/>
+          <w:szCs w:val="26"/>
+          <w:u w:val="single"/>
+          <w:lang w:bidi="ar-SA"/>
+        </w:rPr>
+        <w:t xml:space="preserve"> </w:t>
+      </w:r>
+      <w:r>
+        <w:rPr>
+          <w:bCs/>
+          <w:sz w:val="28"/>
+          <w:szCs w:val="26"/>
+          <w:u w:val="single"/>
+          <w:lang w:bidi="ar-SA"/>
+        </w:rPr>
+        <w:t xml:space="preserve">преподаватель ГАПОУ ПК №8 им. </w:t>
+      </w:r>
+      <w:proofErr w:type="spellStart"/>
+      <w:r>
+        <w:rPr>
+          <w:bCs/>
+          <w:sz w:val="28"/>
+          <w:szCs w:val="26"/>
+          <w:u w:val="single"/>
+          <w:lang w:bidi="ar-SA"/>
+        </w:rPr>
+        <w:t>И.Ф.Павлова</w:t>
+      </w:r>
+      <w:proofErr w:type="spellEnd"/>
     </w:p>
     <w:p>
       <w:pPr>
@@ -1316,7 +1370,6 @@
           <w:docPartUnique/>
         </w:docPartObj>
       </w:sdtPr>
-      <w:sdtEndPr/>
       <w:sdtContent>
         <w:p>
           <w:pPr>
@@ -4767,7 +4820,7 @@
         <w:ind w:right="-28"/>
         <w:jc w:val="center"/>
       </w:pPr>
-      <w:bookmarkStart w:id="1" w:name="_TOC_250020"/>
+      <w:bookmarkStart w:id="0" w:name="_TOC_250020"/>
       <w:r>
         <w:lastRenderedPageBreak/>
         <w:t>Подбор</w:t>
@@ -4778,7 +4831,7 @@
         </w:rPr>
         <w:t xml:space="preserve"> </w:t>
       </w:r>
-      <w:bookmarkEnd w:id="1"/>
+      <w:bookmarkEnd w:id="0"/>
       <w:r>
         <w:t>литературы</w:t>
       </w:r>
@@ -5020,8 +5073,8 @@
         <w:spacing w:line="360" w:lineRule="auto"/>
         <w:ind w:left="3466" w:right="-28" w:hanging="422"/>
       </w:pPr>
-      <w:bookmarkStart w:id="2" w:name="_TOC_250019"/>
-      <w:bookmarkEnd w:id="2"/>
+      <w:bookmarkStart w:id="1" w:name="_TOC_250019"/>
+      <w:bookmarkEnd w:id="1"/>
       <w:r>
         <w:t>Руководитель курсового проекта</w:t>
       </w:r>
@@ -5263,6 +5316,7 @@
         </w:rPr>
         <w:t xml:space="preserve">ре материала из </w:t>
       </w:r>
+      <w:proofErr w:type="gramStart"/>
       <w:r>
         <w:rPr>
           <w:sz w:val="28"/>
@@ -5280,7 +5334,14 @@
         <w:rPr>
           <w:sz w:val="28"/>
         </w:rPr>
-        <w:t>источников.</w:t>
+        <w:t>источников</w:t>
+      </w:r>
+      <w:proofErr w:type="gramEnd"/>
+      <w:r>
+        <w:rPr>
+          <w:sz w:val="28"/>
+        </w:rPr>
+        <w:t>.</w:t>
       </w:r>
     </w:p>
     <w:p>
@@ -5668,7 +5729,7 @@
         <w:ind w:left="0" w:firstLine="0"/>
         <w:jc w:val="center"/>
       </w:pPr>
-      <w:bookmarkStart w:id="3" w:name="_TOC_250018"/>
+      <w:bookmarkStart w:id="2" w:name="_TOC_250018"/>
       <w:r>
         <w:lastRenderedPageBreak/>
         <w:t>Методические указания по выполнению курсово</w:t>
@@ -5676,7 +5737,7 @@
       <w:r>
         <w:t>го проекта</w:t>
       </w:r>
-      <w:bookmarkEnd w:id="3"/>
+      <w:bookmarkEnd w:id="2"/>
     </w:p>
     <w:p>
       <w:pPr>
@@ -5691,7 +5752,7 @@
         <w:spacing w:line="360" w:lineRule="auto"/>
         <w:ind w:left="2494"/>
       </w:pPr>
-      <w:bookmarkStart w:id="4" w:name="_TOC_250017"/>
+      <w:bookmarkStart w:id="3" w:name="_TOC_250017"/>
       <w:r>
         <w:t>Составление плана работы и сроки</w:t>
       </w:r>
@@ -5701,7 +5762,7 @@
         </w:rPr>
         <w:t xml:space="preserve"> </w:t>
       </w:r>
-      <w:bookmarkEnd w:id="4"/>
+      <w:bookmarkEnd w:id="3"/>
       <w:r>
         <w:t>выполнения</w:t>
       </w:r>
@@ -5924,14 +5985,14 @@
         <w:ind w:left="0" w:right="-28" w:firstLine="0"/>
         <w:jc w:val="center"/>
       </w:pPr>
-      <w:bookmarkStart w:id="5" w:name="_TOC_250016"/>
+      <w:bookmarkStart w:id="4" w:name="_TOC_250016"/>
       <w:r>
         <w:t>Требования к структуре и содержанию курсово</w:t>
       </w:r>
       <w:r>
         <w:t>го проекта</w:t>
       </w:r>
-      <w:bookmarkEnd w:id="5"/>
+      <w:bookmarkEnd w:id="4"/>
     </w:p>
     <w:p>
       <w:pPr>
@@ -6352,7 +6413,7 @@
         <w:ind w:left="0" w:right="-28" w:firstLine="709"/>
         <w:jc w:val="both"/>
       </w:pPr>
-      <w:bookmarkStart w:id="6" w:name="_TOC_250015"/>
+      <w:bookmarkStart w:id="5" w:name="_TOC_250015"/>
       <w:r>
         <w:t>Титульный</w:t>
       </w:r>
@@ -6362,7 +6423,7 @@
         </w:rPr>
         <w:t xml:space="preserve"> </w:t>
       </w:r>
-      <w:bookmarkEnd w:id="6"/>
+      <w:bookmarkEnd w:id="5"/>
       <w:r>
         <w:t>лист</w:t>
       </w:r>
@@ -6410,8 +6471,8 @@
         <w:ind w:left="0" w:right="-28" w:firstLine="709"/>
         <w:jc w:val="both"/>
       </w:pPr>
-      <w:bookmarkStart w:id="7" w:name="_TOC_250014"/>
-      <w:bookmarkEnd w:id="7"/>
+      <w:bookmarkStart w:id="6" w:name="_TOC_250014"/>
+      <w:bookmarkEnd w:id="6"/>
       <w:r>
         <w:t>Содержание</w:t>
       </w:r>
@@ -6459,8 +6520,8 @@
         <w:ind w:left="0" w:right="-28" w:firstLine="709"/>
         <w:jc w:val="both"/>
       </w:pPr>
-      <w:bookmarkStart w:id="8" w:name="_TOC_250013"/>
-      <w:bookmarkEnd w:id="8"/>
+      <w:bookmarkStart w:id="7" w:name="_TOC_250013"/>
+      <w:bookmarkEnd w:id="7"/>
       <w:r>
         <w:t>Введение</w:t>
       </w:r>
@@ -7071,7 +7132,7 @@
         <w:spacing w:line="360" w:lineRule="auto"/>
         <w:ind w:left="0" w:right="-28" w:firstLine="709"/>
       </w:pPr>
-      <w:bookmarkStart w:id="9" w:name="_TOC_250012"/>
+      <w:bookmarkStart w:id="8" w:name="_TOC_250012"/>
       <w:r>
         <w:t>Основная</w:t>
       </w:r>
@@ -7081,7 +7142,7 @@
         </w:rPr>
         <w:t xml:space="preserve"> </w:t>
       </w:r>
-      <w:bookmarkEnd w:id="9"/>
+      <w:bookmarkEnd w:id="8"/>
       <w:r>
         <w:t>часть</w:t>
       </w:r>
@@ -7097,8 +7158,13 @@
         <w:t>Основная часть работы включает главы, р</w:t>
       </w:r>
       <w:r>
-        <w:t>азделенные на подглавы</w:t>
-      </w:r>
+        <w:t xml:space="preserve">азделенные на </w:t>
+      </w:r>
+      <w:proofErr w:type="spellStart"/>
+      <w:r>
+        <w:t>подглавы</w:t>
+      </w:r>
+      <w:proofErr w:type="spellEnd"/>
       <w:r>
         <w:t xml:space="preserve"> (пункты)</w:t>
       </w:r>
@@ -7116,7 +7182,15 @@
         <w:t>я содержание исследования. Коли</w:t>
       </w:r>
       <w:r>
-        <w:t xml:space="preserve">чество глав и подглав </w:t>
+        <w:t xml:space="preserve">чество глав и </w:t>
+      </w:r>
+      <w:proofErr w:type="spellStart"/>
+      <w:r>
+        <w:t>подглав</w:t>
+      </w:r>
+      <w:proofErr w:type="spellEnd"/>
+      <w:r>
+        <w:t xml:space="preserve"> </w:t>
       </w:r>
       <w:r>
         <w:t xml:space="preserve">(пунктов) </w:t>
@@ -7146,7 +7220,15 @@
         <w:t>первой</w:t>
       </w:r>
       <w:r>
-        <w:t xml:space="preserve"> главе указывать одну подглаву, а во второй главе – </w:t>
+        <w:t xml:space="preserve"> главе указывать одну </w:t>
+      </w:r>
+      <w:proofErr w:type="spellStart"/>
+      <w:r>
+        <w:t>подглаву</w:t>
+      </w:r>
+      <w:proofErr w:type="spellEnd"/>
+      <w:r>
+        <w:t xml:space="preserve">, а во второй главе – </w:t>
       </w:r>
       <w:r>
         <w:t>четыре</w:t>
@@ -7158,7 +7240,15 @@
         <w:t>пять</w:t>
       </w:r>
       <w:r>
-        <w:t xml:space="preserve"> подглав).</w:t>
+        <w:t xml:space="preserve"> </w:t>
+      </w:r>
+      <w:proofErr w:type="spellStart"/>
+      <w:r>
+        <w:t>подглав</w:t>
+      </w:r>
+      <w:proofErr w:type="spellEnd"/>
+      <w:r>
+        <w:t>).</w:t>
       </w:r>
     </w:p>
     <w:p>
@@ -7881,8 +7971,8 @@
         <w:spacing w:line="360" w:lineRule="auto"/>
         <w:ind w:left="0" w:right="-28" w:firstLine="709"/>
       </w:pPr>
-      <w:bookmarkStart w:id="10" w:name="_TOC_250011"/>
-      <w:bookmarkEnd w:id="10"/>
+      <w:bookmarkStart w:id="9" w:name="_TOC_250011"/>
+      <w:bookmarkEnd w:id="9"/>
       <w:r>
         <w:t>Заключение</w:t>
       </w:r>
@@ -7953,7 +8043,7 @@
         <w:ind w:left="0" w:right="-28" w:firstLine="709"/>
         <w:jc w:val="both"/>
       </w:pPr>
-      <w:bookmarkStart w:id="11" w:name="_TOC_250010"/>
+      <w:bookmarkStart w:id="10" w:name="_TOC_250010"/>
       <w:r>
         <w:lastRenderedPageBreak/>
         <w:t>Список</w:t>
@@ -7964,7 +8054,7 @@
         </w:rPr>
         <w:t xml:space="preserve"> </w:t>
       </w:r>
-      <w:bookmarkEnd w:id="11"/>
+      <w:bookmarkEnd w:id="10"/>
       <w:r>
         <w:t>использованных источников</w:t>
       </w:r>
@@ -8015,7 +8105,15 @@
         <w:t>оизвольной форме. Ссылки на ис</w:t>
       </w:r>
       <w:r>
-        <w:t>пользованные источники должны быть внутритекстовыми, оформляются в виде указания номера источника, а также номеров страниц в квадратных скобках в соответствии с государственным стандартом.</w:t>
+        <w:t xml:space="preserve">пользованные источники должны быть </w:t>
+      </w:r>
+      <w:proofErr w:type="spellStart"/>
+      <w:r>
+        <w:t>внутритекстовыми</w:t>
+      </w:r>
+      <w:proofErr w:type="spellEnd"/>
+      <w:r>
+        <w:t>, оформляются в виде указания номера источника, а также номеров страниц в квадратных скобках в соответствии с государственным стандартом.</w:t>
       </w:r>
     </w:p>
     <w:p>
@@ -8029,7 +8127,15 @@
         <w:jc w:val="both"/>
       </w:pPr>
       <w:r>
-        <w:t xml:space="preserve">Пример внутритекстовой ссылки: [4, </w:t>
+        <w:t xml:space="preserve">Пример </w:t>
+      </w:r>
+      <w:proofErr w:type="spellStart"/>
+      <w:r>
+        <w:t>внутритекстовой</w:t>
+      </w:r>
+      <w:proofErr w:type="spellEnd"/>
+      <w:r>
+        <w:t xml:space="preserve"> ссылки: [4, </w:t>
       </w:r>
       <w:r>
         <w:t>с</w:t>
@@ -8077,11 +8183,16 @@
       <w:r>
         <w:t>оборота и бизнес-процессы</w:t>
       </w:r>
+      <w:proofErr w:type="gramStart"/>
       <w:r>
         <w:t>…</w:t>
       </w:r>
       <w:r>
-        <w:t>[17, С. 34-35].</w:t>
+        <w:t>[</w:t>
+      </w:r>
+      <w:proofErr w:type="gramEnd"/>
+      <w:r>
+        <w:t>17, С. 34-35].</w:t>
       </w:r>
     </w:p>
     <w:p>
@@ -8273,15 +8384,24 @@
       <w:r>
         <w:t xml:space="preserve">– </w:t>
       </w:r>
+      <w:proofErr w:type="spellStart"/>
       <w:r>
         <w:rPr>
           <w:spacing w:val="-4"/>
         </w:rPr>
-        <w:t xml:space="preserve">Введ. 2001-08-31. </w:t>
+        <w:t>Введ</w:t>
+      </w:r>
+      <w:proofErr w:type="spellEnd"/>
+      <w:r>
+        <w:rPr>
+          <w:spacing w:val="-4"/>
+        </w:rPr>
+        <w:t xml:space="preserve">. 2001-08-31. </w:t>
       </w:r>
       <w:r>
         <w:t xml:space="preserve">– </w:t>
       </w:r>
+      <w:proofErr w:type="gramStart"/>
       <w:r>
         <w:rPr>
           <w:spacing w:val="-3"/>
@@ -8291,6 +8411,7 @@
       <w:r>
         <w:t>:</w:t>
       </w:r>
+      <w:proofErr w:type="gramEnd"/>
       <w:r>
         <w:rPr>
           <w:spacing w:val="-5"/>
@@ -8338,7 +8459,15 @@
         <w:jc w:val="both"/>
       </w:pPr>
       <w:r>
-        <w:t>Налоговый кодекс Российской Федерации [Эл. ресурс] : часть первая от 31.07.1998 г. № 146-ФЗ и часть вторая от 5.08.2000 г. № 117-ФЗ // Справочная правовая система «Консультант плюс» по состоянию на 01.05.2009 г.</w:t>
+        <w:t>Налоговый кодекс Российской Федерации [Эл. ресурс</w:t>
+      </w:r>
+      <w:proofErr w:type="gramStart"/>
+      <w:r>
+        <w:t>] :</w:t>
+      </w:r>
+      <w:proofErr w:type="gramEnd"/>
+      <w:r>
+        <w:t xml:space="preserve"> часть первая от 31.07.1998 г. № 146-ФЗ и часть вторая от 5.08.2000 г. № 117-ФЗ // Справочная правовая система «Консультант плюс» по состоянию на 01.05.2009 г.</w:t>
       </w:r>
     </w:p>
     <w:p>
@@ -8388,7 +8517,15 @@
         </w:r>
       </w:hyperlink>
       <w:r>
-        <w:t>, свободный : (27.03.2011 г.). – Загл. с экрана.</w:t>
+        <w:t xml:space="preserve">, свободный : (27.03.2011 г.). – </w:t>
+      </w:r>
+      <w:proofErr w:type="spellStart"/>
+      <w:r>
+        <w:t>Загл</w:t>
+      </w:r>
+      <w:proofErr w:type="spellEnd"/>
+      <w:r>
+        <w:t>. с экрана.</w:t>
       </w:r>
     </w:p>
     <w:p>
@@ -8410,13 +8547,26 @@
         <w:jc w:val="both"/>
       </w:pPr>
       <w:r>
-        <w:t>Блэк, Дж. Экономика : Толковый англо-русский словарь [Текст] / Дж. Блэк.</w:t>
+        <w:t xml:space="preserve">Блэк, Дж. </w:t>
+      </w:r>
+      <w:proofErr w:type="gramStart"/>
+      <w:r>
+        <w:t>Экономика :</w:t>
+      </w:r>
+      <w:proofErr w:type="gramEnd"/>
+      <w:r>
+        <w:t xml:space="preserve"> Толковый англо-русский словарь [Текст] / Дж. Блэк.</w:t>
       </w:r>
       <w:r>
         <w:t xml:space="preserve"> – </w:t>
       </w:r>
-      <w:r>
-        <w:t>М. : Инфра – М. – Изд-во «Весь мир», 2006. – 840</w:t>
+      <w:proofErr w:type="gramStart"/>
+      <w:r>
+        <w:t>М. :</w:t>
+      </w:r>
+      <w:proofErr w:type="gramEnd"/>
+      <w:r>
+        <w:t xml:space="preserve"> Инфра – М. – Изд-во «Весь мир», 2006. – 840</w:t>
       </w:r>
       <w:r>
         <w:rPr>
@@ -8436,7 +8586,23 @@
         <w:jc w:val="both"/>
       </w:pPr>
       <w:r>
-        <w:t>Большой экономический словарь [Текст] / под ред. А. Н. Азрилияна. – 5-е изд. доп. и перераб. – М.: Институт новой экономики, 2002. – 1280 с.</w:t>
+        <w:t xml:space="preserve">Большой экономический словарь [Текст] / под ред. А. Н. </w:t>
+      </w:r>
+      <w:proofErr w:type="spellStart"/>
+      <w:r>
+        <w:t>Азрилияна</w:t>
+      </w:r>
+      <w:proofErr w:type="spellEnd"/>
+      <w:r>
+        <w:t xml:space="preserve">. – 5-е изд. доп. и </w:t>
+      </w:r>
+      <w:proofErr w:type="spellStart"/>
+      <w:r>
+        <w:t>перераб</w:t>
+      </w:r>
+      <w:proofErr w:type="spellEnd"/>
+      <w:r>
+        <w:t>. – М.: Институт новой экономики, 2002. – 1280 с.</w:t>
       </w:r>
     </w:p>
     <w:p>
@@ -8446,8 +8612,42 @@
         <w:ind w:right="-28" w:firstLine="709"/>
         <w:jc w:val="both"/>
       </w:pPr>
-      <w:r>
-        <w:t>Райзберг,   Б.   А.   Современный    экономический    словарь [Текст] /  Б. А. Райзберг, Л. Ш. Лозовский, Б. Б. Стародубцева. – М.:  ИНФРА –  М, 2001. – 480</w:t>
+      <w:proofErr w:type="spellStart"/>
+      <w:proofErr w:type="gramStart"/>
+      <w:r>
+        <w:t>Райзберг</w:t>
+      </w:r>
+      <w:proofErr w:type="spellEnd"/>
+      <w:r>
+        <w:t xml:space="preserve">,   </w:t>
+      </w:r>
+      <w:proofErr w:type="gramEnd"/>
+      <w:r>
+        <w:t xml:space="preserve">Б.   А.   Современный    экономический    словарь [Текст] </w:t>
+      </w:r>
+      <w:proofErr w:type="gramStart"/>
+      <w:r>
+        <w:t>/  Б.</w:t>
+      </w:r>
+      <w:proofErr w:type="gramEnd"/>
+      <w:r>
+        <w:t xml:space="preserve"> А. </w:t>
+      </w:r>
+      <w:proofErr w:type="spellStart"/>
+      <w:r>
+        <w:t>Райзберг</w:t>
+      </w:r>
+      <w:proofErr w:type="spellEnd"/>
+      <w:r>
+        <w:t xml:space="preserve">, Л. Ш. Лозовский, Б. Б. Стародубцева. – М.:  ИНФРА </w:t>
+      </w:r>
+      <w:proofErr w:type="gramStart"/>
+      <w:r>
+        <w:t>–  М</w:t>
+      </w:r>
+      <w:proofErr w:type="gramEnd"/>
+      <w:r>
+        <w:t>, 2001. – 480</w:t>
       </w:r>
       <w:r>
         <w:rPr>
@@ -8469,8 +8669,8 @@
         <w:spacing w:line="360" w:lineRule="auto"/>
         <w:ind w:left="0" w:right="-28" w:firstLine="709"/>
       </w:pPr>
-      <w:bookmarkStart w:id="12" w:name="_TOC_250009"/>
-      <w:bookmarkEnd w:id="12"/>
+      <w:bookmarkStart w:id="11" w:name="_TOC_250009"/>
+      <w:bookmarkEnd w:id="11"/>
       <w:r>
         <w:t>Приложения</w:t>
       </w:r>
@@ -8525,8 +8725,8 @@
           <w:szCs w:val="28"/>
         </w:rPr>
       </w:pPr>
-      <w:bookmarkStart w:id="13" w:name="_TOC_250008"/>
-      <w:bookmarkEnd w:id="13"/>
+      <w:bookmarkStart w:id="12" w:name="_TOC_250008"/>
+      <w:bookmarkEnd w:id="12"/>
       <w:r>
         <w:br w:type="page"/>
       </w:r>
@@ -8780,11 +8980,19 @@
         </w:rPr>
         <w:t xml:space="preserve"> </w:t>
       </w:r>
-      <w:r>
-        <w:rPr>
-          <w:sz w:val="28"/>
-        </w:rPr>
-        <w:t>Roman;</w:t>
+      <w:proofErr w:type="spellStart"/>
+      <w:r>
+        <w:rPr>
+          <w:sz w:val="28"/>
+        </w:rPr>
+        <w:t>Roman</w:t>
+      </w:r>
+      <w:proofErr w:type="spellEnd"/>
+      <w:r>
+        <w:rPr>
+          <w:sz w:val="28"/>
+        </w:rPr>
+        <w:t>;</w:t>
       </w:r>
     </w:p>
     <w:p>
@@ -8817,7 +9025,35 @@
         <w:rPr>
           <w:sz w:val="28"/>
         </w:rPr>
-        <w:t>14 пт (пунктов) в основном тексте, 12 пт в сносках,</w:t>
+        <w:t xml:space="preserve">14 </w:t>
+      </w:r>
+      <w:proofErr w:type="spellStart"/>
+      <w:r>
+        <w:rPr>
+          <w:sz w:val="28"/>
+        </w:rPr>
+        <w:t>пт</w:t>
+      </w:r>
+      <w:proofErr w:type="spellEnd"/>
+      <w:r>
+        <w:rPr>
+          <w:sz w:val="28"/>
+        </w:rPr>
+        <w:t xml:space="preserve"> (пунктов) в основном тексте, 12 </w:t>
+      </w:r>
+      <w:proofErr w:type="spellStart"/>
+      <w:r>
+        <w:rPr>
+          <w:sz w:val="28"/>
+        </w:rPr>
+        <w:t>пт</w:t>
+      </w:r>
+      <w:proofErr w:type="spellEnd"/>
+      <w:r>
+        <w:rPr>
+          <w:sz w:val="28"/>
+        </w:rPr>
+        <w:t xml:space="preserve"> в сносках,</w:t>
       </w:r>
       <w:r>
         <w:rPr>
@@ -10029,8 +10265,8 @@
         <w:ind w:left="0" w:right="-28" w:firstLine="709"/>
         <w:jc w:val="both"/>
       </w:pPr>
-      <w:bookmarkStart w:id="14" w:name="_TOC_250007"/>
-      <w:bookmarkEnd w:id="14"/>
+      <w:bookmarkStart w:id="13" w:name="_TOC_250007"/>
+      <w:bookmarkEnd w:id="13"/>
       <w:r>
         <w:t>2.5 Процедура защиты курсово</w:t>
       </w:r>
@@ -10375,8 +10611,8 @@
         <w:ind w:left="0" w:right="903"/>
         <w:jc w:val="right"/>
       </w:pPr>
-      <w:bookmarkStart w:id="15" w:name="_TOC_250006"/>
-      <w:bookmarkEnd w:id="15"/>
+      <w:bookmarkStart w:id="14" w:name="_TOC_250006"/>
+      <w:bookmarkEnd w:id="14"/>
     </w:p>
     <w:p>
       <w:pPr>
@@ -12341,8 +12577,18 @@
           <w:highlight w:val="yellow"/>
           <w:u w:val="single"/>
         </w:rPr>
-        <w:t>Аббасову Артему Махмудовичу</w:t>
-      </w:r>
+        <w:t xml:space="preserve">Аббасову Артему </w:t>
+      </w:r>
+      <w:proofErr w:type="spellStart"/>
+      <w:r>
+        <w:rPr>
+          <w:sz w:val="28"/>
+          <w:highlight w:val="yellow"/>
+          <w:u w:val="single"/>
+        </w:rPr>
+        <w:t>Махмудовичу</w:t>
+      </w:r>
+      <w:proofErr w:type="spellEnd"/>
       <w:r>
         <w:rPr>
           <w:sz w:val="28"/>
@@ -12854,14 +13100,15 @@
       <w:r>
         <w:rPr>
           <w:sz w:val="28"/>
-        </w:rPr>
-        <w:t>Современные технологии и инструменты дл</w:t>
-      </w:r>
-      <w:r>
-        <w:rPr>
-          <w:sz w:val="28"/>
-        </w:rPr>
-        <w:t>я разработки модуля информационной системы</w:t>
+          <w:szCs w:val="28"/>
+        </w:rPr>
+        <w:t xml:space="preserve">Анализ бизнес-процессов </w:t>
+      </w:r>
+      <w:r>
+        <w:rPr>
+          <w:sz w:val="28"/>
+        </w:rPr>
+        <w:t>области управления персональными данными студентов вуза</w:t>
       </w:r>
     </w:p>
     <w:p>
@@ -12885,13 +13132,7 @@
         <w:rPr>
           <w:sz w:val="28"/>
         </w:rPr>
-        <w:t xml:space="preserve"> </w:t>
-      </w:r>
-      <w:r>
-        <w:rPr>
-          <w:sz w:val="28"/>
-        </w:rPr>
-        <w:t>Анализ существующих решений в области управления персональными данными студентов вуза</w:t>
+        <w:t xml:space="preserve"> Анализ существующих решений в области управления персональными данными студентов вуза</w:t>
       </w:r>
     </w:p>
     <w:p>
@@ -13073,6 +13314,7 @@
         </w:rPr>
         <w:t xml:space="preserve"> </w:t>
       </w:r>
+      <w:bookmarkStart w:id="15" w:name="_Hlk197102644"/>
       <w:r>
         <w:rPr>
           <w:sz w:val="28"/>
@@ -13086,6 +13328,7 @@
         <w:t>лизация основных функций модуля</w:t>
       </w:r>
     </w:p>
+    <w:bookmarkEnd w:id="15"/>
     <w:p>
       <w:pPr>
         <w:pStyle w:val="a4"/>
@@ -13259,6 +13502,7 @@
         </w:rPr>
         <w:tab/>
       </w:r>
+      <w:proofErr w:type="spellStart"/>
       <w:r>
         <w:rPr>
           <w:sz w:val="28"/>
@@ -13273,7 +13517,16 @@
           <w:highlight w:val="yellow"/>
           <w:u w:val="single"/>
         </w:rPr>
-        <w:t>урнин Д.А.</w:t>
+        <w:t>урнин</w:t>
+      </w:r>
+      <w:proofErr w:type="spellEnd"/>
+      <w:r>
+        <w:rPr>
+          <w:sz w:val="28"/>
+          <w:highlight w:val="yellow"/>
+          <w:u w:val="single"/>
+        </w:rPr>
+        <w:t xml:space="preserve"> Д.А.</w:t>
       </w:r>
       <w:r>
         <w:rPr>
@@ -13319,14 +13572,30 @@
           <w:sz w:val="28"/>
           <w:vertAlign w:val="superscript"/>
         </w:rPr>
-        <w:t xml:space="preserve">    </w:t>
-      </w:r>
+        <w:t xml:space="preserve">  </w:t>
+      </w:r>
+      <w:proofErr w:type="gramStart"/>
       <w:r>
         <w:rPr>
           <w:sz w:val="28"/>
           <w:vertAlign w:val="superscript"/>
         </w:rPr>
-        <w:t xml:space="preserve"> (Ф.И.О.)</w:t>
+        <w:t xml:space="preserve">  </w:t>
+      </w:r>
+      <w:r>
+        <w:rPr>
+          <w:sz w:val="28"/>
+          <w:vertAlign w:val="superscript"/>
+        </w:rPr>
+        <w:t xml:space="preserve"> (</w:t>
+      </w:r>
+      <w:proofErr w:type="gramEnd"/>
+      <w:r>
+        <w:rPr>
+          <w:sz w:val="28"/>
+          <w:vertAlign w:val="superscript"/>
+        </w:rPr>
+        <w:t>Ф.И.О.)</w:t>
       </w:r>
     </w:p>
     <w:p>
@@ -13398,14 +13667,30 @@
           <w:sz w:val="28"/>
           <w:vertAlign w:val="superscript"/>
         </w:rPr>
-        <w:t xml:space="preserve">    </w:t>
-      </w:r>
+        <w:t xml:space="preserve">  </w:t>
+      </w:r>
+      <w:proofErr w:type="gramStart"/>
       <w:r>
         <w:rPr>
           <w:sz w:val="28"/>
           <w:vertAlign w:val="superscript"/>
         </w:rPr>
-        <w:t xml:space="preserve"> (Ф.И.О.)</w:t>
+        <w:t xml:space="preserve">  </w:t>
+      </w:r>
+      <w:r>
+        <w:rPr>
+          <w:sz w:val="28"/>
+          <w:vertAlign w:val="superscript"/>
+        </w:rPr>
+        <w:t xml:space="preserve"> (</w:t>
+      </w:r>
+      <w:proofErr w:type="gramEnd"/>
+      <w:r>
+        <w:rPr>
+          <w:sz w:val="28"/>
+          <w:vertAlign w:val="superscript"/>
+        </w:rPr>
+        <w:t>Ф.И.О.)</w:t>
       </w:r>
     </w:p>
     <w:p>
@@ -14235,7 +14520,15 @@
         <w:t xml:space="preserve"> </w:t>
       </w:r>
       <w:r>
-        <w:t>Название……………….………………………………………….</w:t>
+        <w:t>Название…………</w:t>
+      </w:r>
+      <w:proofErr w:type="gramStart"/>
+      <w:r>
+        <w:t>…….</w:t>
+      </w:r>
+      <w:proofErr w:type="gramEnd"/>
+      <w:r>
+        <w:t>………………………………………….</w:t>
       </w:r>
       <w:r>
         <w:tab/>
@@ -14270,7 +14563,15 @@
         <w:t xml:space="preserve"> </w:t>
       </w:r>
       <w:r>
-        <w:t>…………………………………………………..……………</w:t>
+        <w:t>……………………………………………</w:t>
+      </w:r>
+      <w:proofErr w:type="gramStart"/>
+      <w:r>
+        <w:t>…….</w:t>
+      </w:r>
+      <w:proofErr w:type="gramEnd"/>
+      <w:r>
+        <w:t>.……………</w:t>
       </w:r>
       <w:r>
         <w:tab/>
@@ -14305,7 +14606,15 @@
         <w:t xml:space="preserve"> </w:t>
       </w:r>
       <w:r>
-        <w:t>………………………………………………………………..</w:t>
+        <w:t>…………………………………………………………</w:t>
+      </w:r>
+      <w:proofErr w:type="gramStart"/>
+      <w:r>
+        <w:t>…….</w:t>
+      </w:r>
+      <w:proofErr w:type="gramEnd"/>
+      <w:r>
+        <w:t>.</w:t>
       </w:r>
       <w:r>
         <w:tab/>
@@ -14744,7 +15053,23 @@
           <w:sz w:val="28"/>
           <w:szCs w:val="28"/>
         </w:rPr>
-        <w:t>MySQL или PostgreSQL;</w:t>
+        <w:t xml:space="preserve">MySQL или </w:t>
+      </w:r>
+      <w:proofErr w:type="spellStart"/>
+      <w:r>
+        <w:rPr>
+          <w:sz w:val="28"/>
+          <w:szCs w:val="28"/>
+        </w:rPr>
+        <w:t>PostgreSQL</w:t>
+      </w:r>
+      <w:proofErr w:type="spellEnd"/>
+      <w:r>
+        <w:rPr>
+          <w:sz w:val="28"/>
+          <w:szCs w:val="28"/>
+        </w:rPr>
+        <w:t>;</w:t>
       </w:r>
     </w:p>
     <w:p>
@@ -16267,7 +16592,7 @@
                 <v:stroke joinstyle="miter"/>
                 <v:path gradientshapeok="t" o:connecttype="rect"/>
               </v:shapetype>
-              <v:shape id="Поле 1" o:spid="_x0000_s1026" type="#_x0000_t202" style="position:absolute;margin-left:374pt;margin-top:-22.25pt;width:141.15pt;height:53.1pt;z-index:251694080;visibility:visible;mso-wrap-style:square;mso-width-percent:0;mso-height-percent:0;mso-wrap-distance-left:9pt;mso-wrap-distance-top:0;mso-wrap-distance-right:9pt;mso-wrap-distance-bottom:0;mso-position-horizontal:absolute;mso-position-horizontal-relative:text;mso-position-vertical:absolute;mso-position-vertical-relative:text;mso-width-percent:0;mso-height-percent:0;mso-width-relative:margin;mso-height-relative:margin;v-text-anchor:top" o:gfxdata="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" filled="f" strokecolor="white [3212]" strokeweight=".5pt">
+              <v:shape id="Поле 1" o:spid="_x0000_s1026" type="#_x0000_t202" style="position:absolute;margin-left:374pt;margin-top:-22.25pt;width:141.15pt;height:53.1pt;z-index:251694080;visibility:visible;mso-wrap-style:square;mso-width-percent:0;mso-height-percent:0;mso-wrap-distance-left:9pt;mso-wrap-distance-top:0;mso-wrap-distance-right:9pt;mso-wrap-distance-bottom:0;mso-position-horizontal:absolute;mso-position-horizontal-relative:text;mso-position-vertical:absolute;mso-position-vertical-relative:text;mso-width-percent:0;mso-height-percent:0;mso-width-relative:margin;mso-height-relative:margin;v-text-anchor:top" o:gfxdata="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" filled="f" strokecolor="white [3212]" strokeweight=".5pt">
                 <v:textbox>
                   <w:txbxContent>
                     <w:p>
@@ -16612,7 +16937,7 @@
           </mc:Choice>
           <mc:Fallback>
             <w:pict>
-              <v:group w14:anchorId="7E3CAD6E" id="Группа 126" o:spid="_x0000_s1027" style="position:absolute;margin-left:63.25pt;margin-top:20.05pt;width:518.15pt;height:788.85pt;z-index:251692032;mso-position-horizontal-relative:page;mso-position-vertical-relative:page;mso-width-relative:margin;mso-height-relative:margin" coordorigin="20522" coordsize="65874,75600" o:gfxdata="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">
+              <v:group w14:anchorId="7E3CAD6E" id="Группа 126" o:spid="_x0000_s1027" style="position:absolute;margin-left:63.25pt;margin-top:20.05pt;width:518.15pt;height:788.85pt;z-index:251692032;mso-position-horizontal-relative:page;mso-position-vertical-relative:page;mso-width-relative:margin;mso-height-relative:margin" coordorigin="20522" coordsize="65874,75600" o:gfxdata="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">
                 <v:group id="Группа 115" o:spid="_x0000_s1028" style="position:absolute;left:20522;width:65875;height:75600" coordorigin="1108,397" coordsize="10376,16046" o:gfxdata="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">
                   <v:rect id="Прямоугольник 116" o:spid="_x0000_s1029" style="position:absolute;left:1108;top:397;width:10375;height:16025;visibility:visible;mso-wrap-style:square;v-text-anchor:middle" o:gfxdata="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" filled="f" stroked="f">
                     <v:textbox inset="2.53958mm,2.53958mm,2.53958mm,2.53958mm">
@@ -16742,7 +17067,7 @@
 </file>
 
 <file path=word/endnotes.xml><?xml version="1.0" encoding="utf-8"?>
-<w:endnotes xmlns:wpc="http://schemas.microsoft.com/office/word/2010/wordprocessingCanvas" xmlns:cx="http://schemas.microsoft.com/office/drawing/2014/chartex" xmlns:cx1="http://schemas.microsoft.com/office/drawing/2015/9/8/chartex" xmlns:mc="http://schemas.openxmlformats.org/markup-compatibility/2006" xmlns:o="urn:schemas-microsoft-com:office:office" xmlns:r="http://schemas.openxmlformats.org/officeDocument/2006/relationships" xmlns:m="http://schemas.openxmlformats.org/officeDocument/2006/math" xmlns:v="urn:schemas-microsoft-com:vml" xmlns:wp14="http://schemas.microsoft.com/office/word/2010/wordprocessingDrawing" xmlns:wp="http://schemas.openxmlformats.org/drawingml/2006/wordprocessingDrawing" xmlns:w10="urn:schemas-microsoft-com:office:word" xmlns:w="http://schemas.openxmlformats.org/wordprocessingml/2006/main" xmlns:w14="http://schemas.microsoft.com/office/word/2010/wordml" xmlns:w15="http://schemas.microsoft.com/office/word/2012/wordml" xmlns:w16se="http://schemas.microsoft.com/office/word/2015/wordml/symex" xmlns:wpg="http://schemas.microsoft.com/office/word/2010/wordprocessingGroup" xmlns:wpi="http://schemas.microsoft.com/office/word/2010/wordprocessingInk" xmlns:wne="http://schemas.microsoft.com/office/word/2006/wordml" xmlns:wps="http://schemas.microsoft.com/office/word/2010/wordprocessingShape" mc:Ignorable="w14 w15 w16se wp14">
+<w:endnotes xmlns:wpc="http://schemas.microsoft.com/office/word/2010/wordprocessingCanvas" xmlns:cx="http://schemas.microsoft.com/office/drawing/2014/chartex" xmlns:cx1="http://schemas.microsoft.com/office/drawing/2015/9/8/chartex" xmlns:cx2="http://schemas.microsoft.com/office/drawing/2015/10/21/chartex" xmlns:cx3="http://schemas.microsoft.com/office/drawing/2016/5/9/chartex" xmlns:cx4="http://schemas.microsoft.com/office/drawing/2016/5/10/chartex" xmlns:cx5="http://schemas.microsoft.com/office/drawing/2016/5/11/chartex" xmlns:cx6="http://schemas.microsoft.com/office/drawing/2016/5/12/chartex" xmlns:cx7="http://schemas.microsoft.com/office/drawing/2016/5/13/chartex" xmlns:cx8="http://schemas.microsoft.com/office/drawing/2016/5/14/chartex" xmlns:mc="http://schemas.openxmlformats.org/markup-compatibility/2006" xmlns:aink="http://schemas.microsoft.com/office/drawing/2016/ink" xmlns:am3d="http://schemas.microsoft.com/office/drawing/2017/model3d" xmlns:o="urn:schemas-microsoft-com:office:office" xmlns:oel="http://schemas.microsoft.com/office/2019/extlst" xmlns:r="http://schemas.openxmlformats.org/officeDocument/2006/relationships" xmlns:m="http://schemas.openxmlformats.org/officeDocument/2006/math" xmlns:v="urn:schemas-microsoft-com:vml" xmlns:wp14="http://schemas.microsoft.com/office/word/2010/wordprocessingDrawing" xmlns:wp="http://schemas.openxmlformats.org/drawingml/2006/wordprocessingDrawing" xmlns:w10="urn:schemas-microsoft-com:office:word" xmlns:w="http://schemas.openxmlformats.org/wordprocessingml/2006/main" xmlns:w14="http://schemas.microsoft.com/office/word/2010/wordml" xmlns:w15="http://schemas.microsoft.com/office/word/2012/wordml" xmlns:w16cex="http://schemas.microsoft.com/office/word/2018/wordml/cex" xmlns:w16cid="http://schemas.microsoft.com/office/word/2016/wordml/cid" xmlns:w16="http://schemas.microsoft.com/office/word/2018/wordml" xmlns:w16du="http://schemas.microsoft.com/office/word/2023/wordml/word16du" xmlns:w16sdtdh="http://schemas.microsoft.com/office/word/2020/wordml/sdtdatahash" xmlns:w16sdtfl="http://schemas.microsoft.com/office/word/2024/wordml/sdtformatlock" xmlns:w16se="http://schemas.microsoft.com/office/word/2015/wordml/symex" xmlns:wpg="http://schemas.microsoft.com/office/word/2010/wordprocessingGroup" xmlns:wpi="http://schemas.microsoft.com/office/word/2010/wordprocessingInk" xmlns:wne="http://schemas.microsoft.com/office/word/2006/wordml" xmlns:wps="http://schemas.microsoft.com/office/word/2010/wordprocessingShape" mc:Ignorable="w14 w15 w16se w16cid w16 w16cex w16sdtdh w16sdtfl w16du wp14">
   <w:endnote w:type="separator" w:id="-1">
     <w:p>
       <w:r>
@@ -16761,7 +17086,7 @@
 </file>
 
 <file path=word/footer1.xml><?xml version="1.0" encoding="utf-8"?>
-<w:ftr xmlns:wpc="http://schemas.microsoft.com/office/word/2010/wordprocessingCanvas" xmlns:cx="http://schemas.microsoft.com/office/drawing/2014/chartex" xmlns:cx1="http://schemas.microsoft.com/office/drawing/2015/9/8/chartex" xmlns:mc="http://schemas.openxmlformats.org/markup-compatibility/2006" xmlns:o="urn:schemas-microsoft-com:office:office" xmlns:r="http://schemas.openxmlformats.org/officeDocument/2006/relationships" xmlns:m="http://schemas.openxmlformats.org/officeDocument/2006/math" xmlns:v="urn:schemas-microsoft-com:vml" xmlns:wp14="http://schemas.microsoft.com/office/word/2010/wordprocessingDrawing" xmlns:wp="http://schemas.openxmlformats.org/drawingml/2006/wordprocessingDrawing" xmlns:w10="urn:schemas-microsoft-com:office:word" xmlns:w="http://schemas.openxmlformats.org/wordprocessingml/2006/main" xmlns:w14="http://schemas.microsoft.com/office/word/2010/wordml" xmlns:w15="http://schemas.microsoft.com/office/word/2012/wordml" xmlns:w16se="http://schemas.microsoft.com/office/word/2015/wordml/symex" xmlns:wpg="http://schemas.microsoft.com/office/word/2010/wordprocessingGroup" xmlns:wpi="http://schemas.microsoft.com/office/word/2010/wordprocessingInk" xmlns:wne="http://schemas.microsoft.com/office/word/2006/wordml" xmlns:wps="http://schemas.microsoft.com/office/word/2010/wordprocessingShape" mc:Ignorable="w14 w15 w16se wp14">
+<w:ftr xmlns:wpc="http://schemas.microsoft.com/office/word/2010/wordprocessingCanvas" xmlns:cx="http://schemas.microsoft.com/office/drawing/2014/chartex" xmlns:cx1="http://schemas.microsoft.com/office/drawing/2015/9/8/chartex" xmlns:cx2="http://schemas.microsoft.com/office/drawing/2015/10/21/chartex" xmlns:cx3="http://schemas.microsoft.com/office/drawing/2016/5/9/chartex" xmlns:cx4="http://schemas.microsoft.com/office/drawing/2016/5/10/chartex" xmlns:cx5="http://schemas.microsoft.com/office/drawing/2016/5/11/chartex" xmlns:cx6="http://schemas.microsoft.com/office/drawing/2016/5/12/chartex" xmlns:cx7="http://schemas.microsoft.com/office/drawing/2016/5/13/chartex" xmlns:cx8="http://schemas.microsoft.com/office/drawing/2016/5/14/chartex" xmlns:mc="http://schemas.openxmlformats.org/markup-compatibility/2006" xmlns:aink="http://schemas.microsoft.com/office/drawing/2016/ink" xmlns:am3d="http://schemas.microsoft.com/office/drawing/2017/model3d" xmlns:o="urn:schemas-microsoft-com:office:office" xmlns:oel="http://schemas.microsoft.com/office/2019/extlst" xmlns:r="http://schemas.openxmlformats.org/officeDocument/2006/relationships" xmlns:m="http://schemas.openxmlformats.org/officeDocument/2006/math" xmlns:v="urn:schemas-microsoft-com:vml" xmlns:wp14="http://schemas.microsoft.com/office/word/2010/wordprocessingDrawing" xmlns:wp="http://schemas.openxmlformats.org/drawingml/2006/wordprocessingDrawing" xmlns:w10="urn:schemas-microsoft-com:office:word" xmlns:w="http://schemas.openxmlformats.org/wordprocessingml/2006/main" xmlns:w14="http://schemas.microsoft.com/office/word/2010/wordml" xmlns:w15="http://schemas.microsoft.com/office/word/2012/wordml" xmlns:w16cex="http://schemas.microsoft.com/office/word/2018/wordml/cex" xmlns:w16cid="http://schemas.microsoft.com/office/word/2016/wordml/cid" xmlns:w16="http://schemas.microsoft.com/office/word/2018/wordml" xmlns:w16du="http://schemas.microsoft.com/office/word/2023/wordml/word16du" xmlns:w16sdtdh="http://schemas.microsoft.com/office/word/2020/wordml/sdtdatahash" xmlns:w16sdtfl="http://schemas.microsoft.com/office/word/2024/wordml/sdtformatlock" xmlns:w16se="http://schemas.microsoft.com/office/word/2015/wordml/symex" xmlns:wpg="http://schemas.microsoft.com/office/word/2010/wordprocessingGroup" xmlns:wpi="http://schemas.microsoft.com/office/word/2010/wordprocessingInk" xmlns:wne="http://schemas.microsoft.com/office/word/2006/wordml" xmlns:wps="http://schemas.microsoft.com/office/word/2010/wordprocessingShape" mc:Ignorable="w14 w15 w16se w16cid w16 w16cex w16sdtdh w16sdtfl w16du wp14">
   <w:p>
     <w:pPr>
       <w:pStyle w:val="a3"/>
@@ -16881,7 +17206,7 @@
               <v:stroke joinstyle="miter"/>
               <v:path gradientshapeok="t" o:connecttype="rect"/>
             </v:shapetype>
-            <v:shape id="Text Box 3" o:spid="_x0000_s1037" type="#_x0000_t202" style="position:absolute;margin-left:529.8pt;margin-top:781.15pt;width:18.2pt;height:17.55pt;z-index:-25960;visibility:visible;mso-wrap-style:square;mso-width-percent:0;mso-height-percent:0;mso-wrap-distance-left:9pt;mso-wrap-distance-top:0;mso-wrap-distance-right:9pt;mso-wrap-distance-bottom:0;mso-position-horizontal:absolute;mso-position-horizontal-relative:page;mso-position-vertical:absolute;mso-position-vertical-relative:page;mso-width-percent:0;mso-height-percent:0;mso-width-relative:page;mso-height-relative:page;v-text-anchor:top" o:gfxdata="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" filled="f" stroked="f">
+            <v:shape id="Text Box 3" o:spid="_x0000_s1037" type="#_x0000_t202" style="position:absolute;margin-left:529.8pt;margin-top:781.15pt;width:18.2pt;height:17.55pt;z-index:-25960;visibility:visible;mso-wrap-style:square;mso-width-percent:0;mso-height-percent:0;mso-wrap-distance-left:9pt;mso-wrap-distance-top:0;mso-wrap-distance-right:9pt;mso-wrap-distance-bottom:0;mso-position-horizontal:absolute;mso-position-horizontal-relative:page;mso-position-vertical:absolute;mso-position-vertical-relative:page;mso-width-percent:0;mso-height-percent:0;mso-width-relative:page;mso-height-relative:page;v-text-anchor:top" o:gfxdata="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" filled="f" stroked="f">
               <v:textbox inset="0,0,0,0">
                 <w:txbxContent>
                   <w:p>
@@ -16922,7 +17247,7 @@
 </file>
 
 <file path=word/footer2.xml><?xml version="1.0" encoding="utf-8"?>
-<w:ftr xmlns:wpc="http://schemas.microsoft.com/office/word/2010/wordprocessingCanvas" xmlns:cx="http://schemas.microsoft.com/office/drawing/2014/chartex" xmlns:cx1="http://schemas.microsoft.com/office/drawing/2015/9/8/chartex" xmlns:mc="http://schemas.openxmlformats.org/markup-compatibility/2006" xmlns:o="urn:schemas-microsoft-com:office:office" xmlns:r="http://schemas.openxmlformats.org/officeDocument/2006/relationships" xmlns:m="http://schemas.openxmlformats.org/officeDocument/2006/math" xmlns:v="urn:schemas-microsoft-com:vml" xmlns:wp14="http://schemas.microsoft.com/office/word/2010/wordprocessingDrawing" xmlns:wp="http://schemas.openxmlformats.org/drawingml/2006/wordprocessingDrawing" xmlns:w10="urn:schemas-microsoft-com:office:word" xmlns:w="http://schemas.openxmlformats.org/wordprocessingml/2006/main" xmlns:w14="http://schemas.microsoft.com/office/word/2010/wordml" xmlns:w15="http://schemas.microsoft.com/office/word/2012/wordml" xmlns:w16se="http://schemas.microsoft.com/office/word/2015/wordml/symex" xmlns:wpg="http://schemas.microsoft.com/office/word/2010/wordprocessingGroup" xmlns:wpi="http://schemas.microsoft.com/office/word/2010/wordprocessingInk" xmlns:wne="http://schemas.microsoft.com/office/word/2006/wordml" xmlns:wps="http://schemas.microsoft.com/office/word/2010/wordprocessingShape" mc:Ignorable="w14 w15 w16se wp14">
+<w:ftr xmlns:wpc="http://schemas.microsoft.com/office/word/2010/wordprocessingCanvas" xmlns:cx="http://schemas.microsoft.com/office/drawing/2014/chartex" xmlns:cx1="http://schemas.microsoft.com/office/drawing/2015/9/8/chartex" xmlns:cx2="http://schemas.microsoft.com/office/drawing/2015/10/21/chartex" xmlns:cx3="http://schemas.microsoft.com/office/drawing/2016/5/9/chartex" xmlns:cx4="http://schemas.microsoft.com/office/drawing/2016/5/10/chartex" xmlns:cx5="http://schemas.microsoft.com/office/drawing/2016/5/11/chartex" xmlns:cx6="http://schemas.microsoft.com/office/drawing/2016/5/12/chartex" xmlns:cx7="http://schemas.microsoft.com/office/drawing/2016/5/13/chartex" xmlns:cx8="http://schemas.microsoft.com/office/drawing/2016/5/14/chartex" xmlns:mc="http://schemas.openxmlformats.org/markup-compatibility/2006" xmlns:aink="http://schemas.microsoft.com/office/drawing/2016/ink" xmlns:am3d="http://schemas.microsoft.com/office/drawing/2017/model3d" xmlns:o="urn:schemas-microsoft-com:office:office" xmlns:oel="http://schemas.microsoft.com/office/2019/extlst" xmlns:r="http://schemas.openxmlformats.org/officeDocument/2006/relationships" xmlns:m="http://schemas.openxmlformats.org/officeDocument/2006/math" xmlns:v="urn:schemas-microsoft-com:vml" xmlns:wp14="http://schemas.microsoft.com/office/word/2010/wordprocessingDrawing" xmlns:wp="http://schemas.openxmlformats.org/drawingml/2006/wordprocessingDrawing" xmlns:w10="urn:schemas-microsoft-com:office:word" xmlns:w="http://schemas.openxmlformats.org/wordprocessingml/2006/main" xmlns:w14="http://schemas.microsoft.com/office/word/2010/wordml" xmlns:w15="http://schemas.microsoft.com/office/word/2012/wordml" xmlns:w16cex="http://schemas.microsoft.com/office/word/2018/wordml/cex" xmlns:w16cid="http://schemas.microsoft.com/office/word/2016/wordml/cid" xmlns:w16="http://schemas.microsoft.com/office/word/2018/wordml" xmlns:w16du="http://schemas.microsoft.com/office/word/2023/wordml/word16du" xmlns:w16sdtdh="http://schemas.microsoft.com/office/word/2020/wordml/sdtdatahash" xmlns:w16sdtfl="http://schemas.microsoft.com/office/word/2024/wordml/sdtformatlock" xmlns:w16se="http://schemas.microsoft.com/office/word/2015/wordml/symex" xmlns:wpg="http://schemas.microsoft.com/office/word/2010/wordprocessingGroup" xmlns:wpi="http://schemas.microsoft.com/office/word/2010/wordprocessingInk" xmlns:wne="http://schemas.microsoft.com/office/word/2006/wordml" xmlns:wps="http://schemas.microsoft.com/office/word/2010/wordprocessingShape" mc:Ignorable="w14 w15 w16se w16cid w16 w16cex w16sdtdh w16sdtfl w16du wp14">
   <w:p>
     <w:pPr>
       <w:pStyle w:val="a3"/>
@@ -17048,7 +17373,7 @@
               <v:stroke joinstyle="miter"/>
               <v:path gradientshapeok="t" o:connecttype="rect"/>
             </v:shapetype>
-            <v:shape id="Text Box 1" o:spid="_x0000_s1038" type="#_x0000_t202" style="position:absolute;margin-left:559.95pt;margin-top:789.6pt;width:16pt;height:15.3pt;z-index:-25912;visibility:visible;mso-wrap-style:square;mso-width-percent:0;mso-height-percent:0;mso-wrap-distance-left:9pt;mso-wrap-distance-top:0;mso-wrap-distance-right:9pt;mso-wrap-distance-bottom:0;mso-position-horizontal:absolute;mso-position-horizontal-relative:page;mso-position-vertical:absolute;mso-position-vertical-relative:page;mso-width-percent:0;mso-height-percent:0;mso-width-relative:page;mso-height-relative:page;v-text-anchor:top" o:gfxdata="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" filled="f" stroked="f">
+            <v:shape id="Text Box 1" o:spid="_x0000_s1038" type="#_x0000_t202" style="position:absolute;margin-left:559.95pt;margin-top:789.6pt;width:16pt;height:15.3pt;z-index:-25912;visibility:visible;mso-wrap-style:square;mso-width-percent:0;mso-height-percent:0;mso-wrap-distance-left:9pt;mso-wrap-distance-top:0;mso-wrap-distance-right:9pt;mso-wrap-distance-bottom:0;mso-position-horizontal:absolute;mso-position-horizontal-relative:page;mso-position-vertical:absolute;mso-position-vertical-relative:page;mso-width-percent:0;mso-height-percent:0;mso-width-relative:page;mso-height-relative:page;v-text-anchor:top" o:gfxdata="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" filled="f" stroked="f">
               <v:textbox inset="0,0,0,0">
                 <w:txbxContent>
                   <w:p>
@@ -17095,7 +17420,7 @@
 </file>
 
 <file path=word/footnotes.xml><?xml version="1.0" encoding="utf-8"?>
-<w:footnotes xmlns:wpc="http://schemas.microsoft.com/office/word/2010/wordprocessingCanvas" xmlns:cx="http://schemas.microsoft.com/office/drawing/2014/chartex" xmlns:cx1="http://schemas.microsoft.com/office/drawing/2015/9/8/chartex" xmlns:mc="http://schemas.openxmlformats.org/markup-compatibility/2006" xmlns:o="urn:schemas-microsoft-com:office:office" xmlns:r="http://schemas.openxmlformats.org/officeDocument/2006/relationships" xmlns:m="http://schemas.openxmlformats.org/officeDocument/2006/math" xmlns:v="urn:schemas-microsoft-com:vml" xmlns:wp14="http://schemas.microsoft.com/office/word/2010/wordprocessingDrawing" xmlns:wp="http://schemas.openxmlformats.org/drawingml/2006/wordprocessingDrawing" xmlns:w10="urn:schemas-microsoft-com:office:word" xmlns:w="http://schemas.openxmlformats.org/wordprocessingml/2006/main" xmlns:w14="http://schemas.microsoft.com/office/word/2010/wordml" xmlns:w15="http://schemas.microsoft.com/office/word/2012/wordml" xmlns:w16se="http://schemas.microsoft.com/office/word/2015/wordml/symex" xmlns:wpg="http://schemas.microsoft.com/office/word/2010/wordprocessingGroup" xmlns:wpi="http://schemas.microsoft.com/office/word/2010/wordprocessingInk" xmlns:wne="http://schemas.microsoft.com/office/word/2006/wordml" xmlns:wps="http://schemas.microsoft.com/office/word/2010/wordprocessingShape" mc:Ignorable="w14 w15 w16se wp14">
+<w:footnotes xmlns:wpc="http://schemas.microsoft.com/office/word/2010/wordprocessingCanvas" xmlns:cx="http://schemas.microsoft.com/office/drawing/2014/chartex" xmlns:cx1="http://schemas.microsoft.com/office/drawing/2015/9/8/chartex" xmlns:cx2="http://schemas.microsoft.com/office/drawing/2015/10/21/chartex" xmlns:cx3="http://schemas.microsoft.com/office/drawing/2016/5/9/chartex" xmlns:cx4="http://schemas.microsoft.com/office/drawing/2016/5/10/chartex" xmlns:cx5="http://schemas.microsoft.com/office/drawing/2016/5/11/chartex" xmlns:cx6="http://schemas.microsoft.com/office/drawing/2016/5/12/chartex" xmlns:cx7="http://schemas.microsoft.com/office/drawing/2016/5/13/chartex" xmlns:cx8="http://schemas.microsoft.com/office/drawing/2016/5/14/chartex" xmlns:mc="http://schemas.openxmlformats.org/markup-compatibility/2006" xmlns:aink="http://schemas.microsoft.com/office/drawing/2016/ink" xmlns:am3d="http://schemas.microsoft.com/office/drawing/2017/model3d" xmlns:o="urn:schemas-microsoft-com:office:office" xmlns:oel="http://schemas.microsoft.com/office/2019/extlst" xmlns:r="http://schemas.openxmlformats.org/officeDocument/2006/relationships" xmlns:m="http://schemas.openxmlformats.org/officeDocument/2006/math" xmlns:v="urn:schemas-microsoft-com:vml" xmlns:wp14="http://schemas.microsoft.com/office/word/2010/wordprocessingDrawing" xmlns:wp="http://schemas.openxmlformats.org/drawingml/2006/wordprocessingDrawing" xmlns:w10="urn:schemas-microsoft-com:office:word" xmlns:w="http://schemas.openxmlformats.org/wordprocessingml/2006/main" xmlns:w14="http://schemas.microsoft.com/office/word/2010/wordml" xmlns:w15="http://schemas.microsoft.com/office/word/2012/wordml" xmlns:w16cex="http://schemas.microsoft.com/office/word/2018/wordml/cex" xmlns:w16cid="http://schemas.microsoft.com/office/word/2016/wordml/cid" xmlns:w16="http://schemas.microsoft.com/office/word/2018/wordml" xmlns:w16du="http://schemas.microsoft.com/office/word/2023/wordml/word16du" xmlns:w16sdtdh="http://schemas.microsoft.com/office/word/2020/wordml/sdtdatahash" xmlns:w16sdtfl="http://schemas.microsoft.com/office/word/2024/wordml/sdtformatlock" xmlns:w16se="http://schemas.microsoft.com/office/word/2015/wordml/symex" xmlns:wpg="http://schemas.microsoft.com/office/word/2010/wordprocessingGroup" xmlns:wpi="http://schemas.microsoft.com/office/word/2010/wordprocessingInk" xmlns:wne="http://schemas.microsoft.com/office/word/2006/wordml" xmlns:wps="http://schemas.microsoft.com/office/word/2010/wordprocessingShape" mc:Ignorable="w14 w15 w16se w16cid w16 w16cex w16sdtdh w16sdtfl w16du wp14">
   <w:footnote w:type="separator" w:id="-1">
     <w:p>
       <w:r>
@@ -17114,7 +17439,7 @@
 </file>
 
 <file path=word/numbering.xml><?xml version="1.0" encoding="utf-8"?>
-<w:numbering xmlns:wpc="http://schemas.microsoft.com/office/word/2010/wordprocessingCanvas" xmlns:cx="http://schemas.microsoft.com/office/drawing/2014/chartex" xmlns:cx1="http://schemas.microsoft.com/office/drawing/2015/9/8/chartex" xmlns:mc="http://schemas.openxmlformats.org/markup-compatibility/2006" xmlns:o="urn:schemas-microsoft-com:office:office" xmlns:r="http://schemas.openxmlformats.org/officeDocument/2006/relationships" xmlns:m="http://schemas.openxmlformats.org/officeDocument/2006/math" xmlns:v="urn:schemas-microsoft-com:vml" xmlns:wp14="http://schemas.microsoft.com/office/word/2010/wordprocessingDrawing" xmlns:wp="http://schemas.openxmlformats.org/drawingml/2006/wordprocessingDrawing" xmlns:w10="urn:schemas-microsoft-com:office:word" xmlns:w="http://schemas.openxmlformats.org/wordprocessingml/2006/main" xmlns:w14="http://schemas.microsoft.com/office/word/2010/wordml" xmlns:w15="http://schemas.microsoft.com/office/word/2012/wordml" xmlns:w16se="http://schemas.microsoft.com/office/word/2015/wordml/symex" xmlns:wpg="http://schemas.microsoft.com/office/word/2010/wordprocessingGroup" xmlns:wpi="http://schemas.microsoft.com/office/word/2010/wordprocessingInk" xmlns:wne="http://schemas.microsoft.com/office/word/2006/wordml" xmlns:wps="http://schemas.microsoft.com/office/word/2010/wordprocessingShape" mc:Ignorable="w14 w15 w16se wp14">
+<w:numbering xmlns:wpc="http://schemas.microsoft.com/office/word/2010/wordprocessingCanvas" xmlns:cx="http://schemas.microsoft.com/office/drawing/2014/chartex" xmlns:cx1="http://schemas.microsoft.com/office/drawing/2015/9/8/chartex" xmlns:cx2="http://schemas.microsoft.com/office/drawing/2015/10/21/chartex" xmlns:cx3="http://schemas.microsoft.com/office/drawing/2016/5/9/chartex" xmlns:cx4="http://schemas.microsoft.com/office/drawing/2016/5/10/chartex" xmlns:cx5="http://schemas.microsoft.com/office/drawing/2016/5/11/chartex" xmlns:cx6="http://schemas.microsoft.com/office/drawing/2016/5/12/chartex" xmlns:cx7="http://schemas.microsoft.com/office/drawing/2016/5/13/chartex" xmlns:cx8="http://schemas.microsoft.com/office/drawing/2016/5/14/chartex" xmlns:mc="http://schemas.openxmlformats.org/markup-compatibility/2006" xmlns:aink="http://schemas.microsoft.com/office/drawing/2016/ink" xmlns:am3d="http://schemas.microsoft.com/office/drawing/2017/model3d" xmlns:o="urn:schemas-microsoft-com:office:office" xmlns:oel="http://schemas.microsoft.com/office/2019/extlst" xmlns:r="http://schemas.openxmlformats.org/officeDocument/2006/relationships" xmlns:m="http://schemas.openxmlformats.org/officeDocument/2006/math" xmlns:v="urn:schemas-microsoft-com:vml" xmlns:wp14="http://schemas.microsoft.com/office/word/2010/wordprocessingDrawing" xmlns:wp="http://schemas.openxmlformats.org/drawingml/2006/wordprocessingDrawing" xmlns:w10="urn:schemas-microsoft-com:office:word" xmlns:w="http://schemas.openxmlformats.org/wordprocessingml/2006/main" xmlns:w14="http://schemas.microsoft.com/office/word/2010/wordml" xmlns:w15="http://schemas.microsoft.com/office/word/2012/wordml" xmlns:w16cex="http://schemas.microsoft.com/office/word/2018/wordml/cex" xmlns:w16cid="http://schemas.microsoft.com/office/word/2016/wordml/cid" xmlns:w16="http://schemas.microsoft.com/office/word/2018/wordml" xmlns:w16du="http://schemas.microsoft.com/office/word/2023/wordml/word16du" xmlns:w16sdtdh="http://schemas.microsoft.com/office/word/2020/wordml/sdtdatahash" xmlns:w16sdtfl="http://schemas.microsoft.com/office/word/2024/wordml/sdtformatlock" xmlns:w16se="http://schemas.microsoft.com/office/word/2015/wordml/symex" xmlns:wpg="http://schemas.microsoft.com/office/word/2010/wordprocessingGroup" xmlns:wpi="http://schemas.microsoft.com/office/word/2010/wordprocessingInk" xmlns:wne="http://schemas.microsoft.com/office/word/2006/wordml" xmlns:wps="http://schemas.microsoft.com/office/word/2010/wordprocessingShape" mc:Ignorable="w14 w15 w16se w16cid w16 w16cex w16sdtdh w16sdtfl w16du wp14">
   <w:abstractNum w:abstractNumId="0" w15:restartNumberingAfterBreak="0">
     <w:nsid w:val="01D20E70"/>
     <w:multiLevelType w:val="hybridMultilevel"/>
@@ -22834,130 +23159,130 @@
       </w:rPr>
     </w:lvl>
   </w:abstractNum>
-  <w:num w:numId="1">
+  <w:num w:numId="1" w16cid:durableId="1032655730">
     <w:abstractNumId w:val="23"/>
   </w:num>
-  <w:num w:numId="2">
+  <w:num w:numId="2" w16cid:durableId="1622835191">
     <w:abstractNumId w:val="49"/>
   </w:num>
-  <w:num w:numId="3">
+  <w:num w:numId="3" w16cid:durableId="35856704">
     <w:abstractNumId w:val="38"/>
   </w:num>
-  <w:num w:numId="4">
+  <w:num w:numId="4" w16cid:durableId="1062286868">
     <w:abstractNumId w:val="1"/>
   </w:num>
-  <w:num w:numId="5">
+  <w:num w:numId="5" w16cid:durableId="1608539964">
     <w:abstractNumId w:val="13"/>
   </w:num>
-  <w:num w:numId="6">
+  <w:num w:numId="6" w16cid:durableId="1034580116">
     <w:abstractNumId w:val="35"/>
   </w:num>
-  <w:num w:numId="7">
+  <w:num w:numId="7" w16cid:durableId="169567924">
     <w:abstractNumId w:val="41"/>
   </w:num>
-  <w:num w:numId="8">
+  <w:num w:numId="8" w16cid:durableId="763645550">
     <w:abstractNumId w:val="22"/>
   </w:num>
-  <w:num w:numId="9">
+  <w:num w:numId="9" w16cid:durableId="2100639255">
     <w:abstractNumId w:val="10"/>
   </w:num>
-  <w:num w:numId="10">
+  <w:num w:numId="10" w16cid:durableId="1695420177">
     <w:abstractNumId w:val="42"/>
   </w:num>
-  <w:num w:numId="11">
+  <w:num w:numId="11" w16cid:durableId="1675449666">
     <w:abstractNumId w:val="30"/>
   </w:num>
-  <w:num w:numId="12">
+  <w:num w:numId="12" w16cid:durableId="765273984">
     <w:abstractNumId w:val="25"/>
   </w:num>
-  <w:num w:numId="13">
+  <w:num w:numId="13" w16cid:durableId="1364280475">
     <w:abstractNumId w:val="8"/>
   </w:num>
-  <w:num w:numId="14">
+  <w:num w:numId="14" w16cid:durableId="259916816">
     <w:abstractNumId w:val="33"/>
   </w:num>
-  <w:num w:numId="15">
+  <w:num w:numId="15" w16cid:durableId="1856652273">
     <w:abstractNumId w:val="20"/>
   </w:num>
-  <w:num w:numId="16">
+  <w:num w:numId="16" w16cid:durableId="1474827586">
     <w:abstractNumId w:val="21"/>
   </w:num>
-  <w:num w:numId="17">
+  <w:num w:numId="17" w16cid:durableId="1030955015">
     <w:abstractNumId w:val="28"/>
   </w:num>
-  <w:num w:numId="18">
+  <w:num w:numId="18" w16cid:durableId="1864325478">
     <w:abstractNumId w:val="46"/>
   </w:num>
-  <w:num w:numId="19">
+  <w:num w:numId="19" w16cid:durableId="878128567">
     <w:abstractNumId w:val="9"/>
   </w:num>
-  <w:num w:numId="20">
+  <w:num w:numId="20" w16cid:durableId="1943099764">
     <w:abstractNumId w:val="39"/>
   </w:num>
-  <w:num w:numId="21">
+  <w:num w:numId="21" w16cid:durableId="984554937">
     <w:abstractNumId w:val="11"/>
   </w:num>
-  <w:num w:numId="22">
+  <w:num w:numId="22" w16cid:durableId="1056856">
     <w:abstractNumId w:val="19"/>
   </w:num>
-  <w:num w:numId="23">
+  <w:num w:numId="23" w16cid:durableId="373121682">
     <w:abstractNumId w:val="26"/>
   </w:num>
-  <w:num w:numId="24">
+  <w:num w:numId="24" w16cid:durableId="74740691">
     <w:abstractNumId w:val="29"/>
   </w:num>
-  <w:num w:numId="25">
+  <w:num w:numId="25" w16cid:durableId="263464792">
     <w:abstractNumId w:val="34"/>
   </w:num>
-  <w:num w:numId="26">
+  <w:num w:numId="26" w16cid:durableId="701320915">
     <w:abstractNumId w:val="37"/>
   </w:num>
-  <w:num w:numId="27">
+  <w:num w:numId="27" w16cid:durableId="646668104">
     <w:abstractNumId w:val="43"/>
   </w:num>
-  <w:num w:numId="28">
+  <w:num w:numId="28" w16cid:durableId="179316405">
     <w:abstractNumId w:val="24"/>
   </w:num>
-  <w:num w:numId="29">
+  <w:num w:numId="29" w16cid:durableId="1224756932">
     <w:abstractNumId w:val="5"/>
   </w:num>
-  <w:num w:numId="30">
+  <w:num w:numId="30" w16cid:durableId="1942755057">
     <w:abstractNumId w:val="31"/>
   </w:num>
-  <w:num w:numId="31">
+  <w:num w:numId="31" w16cid:durableId="1627156986">
     <w:abstractNumId w:val="14"/>
   </w:num>
-  <w:num w:numId="32">
+  <w:num w:numId="32" w16cid:durableId="1676836043">
     <w:abstractNumId w:val="27"/>
   </w:num>
-  <w:num w:numId="33">
+  <w:num w:numId="33" w16cid:durableId="2016375209">
     <w:abstractNumId w:val="17"/>
   </w:num>
-  <w:num w:numId="34">
+  <w:num w:numId="34" w16cid:durableId="822936013">
     <w:abstractNumId w:val="15"/>
   </w:num>
-  <w:num w:numId="35">
+  <w:num w:numId="35" w16cid:durableId="2139687420">
     <w:abstractNumId w:val="32"/>
   </w:num>
-  <w:num w:numId="36">
+  <w:num w:numId="36" w16cid:durableId="75055410">
     <w:abstractNumId w:val="6"/>
   </w:num>
-  <w:num w:numId="37">
+  <w:num w:numId="37" w16cid:durableId="558251308">
     <w:abstractNumId w:val="7"/>
   </w:num>
-  <w:num w:numId="38">
+  <w:num w:numId="38" w16cid:durableId="1253467345">
     <w:abstractNumId w:val="48"/>
   </w:num>
-  <w:num w:numId="39">
+  <w:num w:numId="39" w16cid:durableId="1846824975">
     <w:abstractNumId w:val="44"/>
   </w:num>
-  <w:num w:numId="40">
+  <w:num w:numId="40" w16cid:durableId="211963906">
     <w:abstractNumId w:val="3"/>
   </w:num>
-  <w:num w:numId="41">
+  <w:num w:numId="41" w16cid:durableId="1757508289">
     <w:abstractNumId w:val="36"/>
   </w:num>
-  <w:num w:numId="42">
+  <w:num w:numId="42" w16cid:durableId="1118529760">
     <w:abstractNumId w:val="47"/>
     <w:lvlOverride w:ilvl="0">
       <w:lvl w:ilvl="0">
@@ -22977,35 +23302,35 @@
       </w:lvl>
     </w:lvlOverride>
   </w:num>
-  <w:num w:numId="43">
+  <w:num w:numId="43" w16cid:durableId="1398938123">
     <w:abstractNumId w:val="2"/>
   </w:num>
-  <w:num w:numId="44">
+  <w:num w:numId="44" w16cid:durableId="1859269926">
     <w:abstractNumId w:val="4"/>
   </w:num>
-  <w:num w:numId="45">
+  <w:num w:numId="45" w16cid:durableId="320230443">
     <w:abstractNumId w:val="18"/>
   </w:num>
-  <w:num w:numId="46">
+  <w:num w:numId="46" w16cid:durableId="1871066035">
     <w:abstractNumId w:val="12"/>
   </w:num>
-  <w:num w:numId="47">
+  <w:num w:numId="47" w16cid:durableId="1572502010">
     <w:abstractNumId w:val="45"/>
   </w:num>
-  <w:num w:numId="48">
+  <w:num w:numId="48" w16cid:durableId="1962029182">
     <w:abstractNumId w:val="16"/>
   </w:num>
-  <w:num w:numId="49">
+  <w:num w:numId="49" w16cid:durableId="89938206">
     <w:abstractNumId w:val="40"/>
   </w:num>
-  <w:num w:numId="50">
+  <w:num w:numId="50" w16cid:durableId="1439060569">
     <w:abstractNumId w:val="0"/>
   </w:num>
 </w:numbering>
 </file>
 
 <file path=word/styles.xml><?xml version="1.0" encoding="utf-8"?>
-<w:styles xmlns:mc="http://schemas.openxmlformats.org/markup-compatibility/2006" xmlns:r="http://schemas.openxmlformats.org/officeDocument/2006/relationships" xmlns:w="http://schemas.openxmlformats.org/wordprocessingml/2006/main" xmlns:w14="http://schemas.microsoft.com/office/word/2010/wordml" xmlns:w15="http://schemas.microsoft.com/office/word/2012/wordml" xmlns:w16se="http://schemas.microsoft.com/office/word/2015/wordml/symex" mc:Ignorable="w14 w15 w16se">
+<w:styles xmlns:mc="http://schemas.openxmlformats.org/markup-compatibility/2006" xmlns:r="http://schemas.openxmlformats.org/officeDocument/2006/relationships" xmlns:w="http://schemas.openxmlformats.org/wordprocessingml/2006/main" xmlns:w14="http://schemas.microsoft.com/office/word/2010/wordml" xmlns:w15="http://schemas.microsoft.com/office/word/2012/wordml" xmlns:w16cex="http://schemas.microsoft.com/office/word/2018/wordml/cex" xmlns:w16cid="http://schemas.microsoft.com/office/word/2016/wordml/cid" xmlns:w16="http://schemas.microsoft.com/office/word/2018/wordml" xmlns:w16du="http://schemas.microsoft.com/office/word/2023/wordml/word16du" xmlns:w16sdtdh="http://schemas.microsoft.com/office/word/2020/wordml/sdtdatahash" xmlns:w16sdtfl="http://schemas.microsoft.com/office/word/2024/wordml/sdtformatlock" xmlns:w16se="http://schemas.microsoft.com/office/word/2015/wordml/symex" mc:Ignorable="w14 w15 w16se w16cid w16 w16cex w16sdtdh w16sdtfl w16du">
   <w:docDefaults>
     <w:rPrDefault>
       <w:rPr>
@@ -23023,7 +23348,7 @@
       </w:pPr>
     </w:pPrDefault>
   </w:docDefaults>
-  <w:latentStyles w:defLockedState="0" w:defUIPriority="99" w:defSemiHidden="0" w:defUnhideWhenUsed="0" w:defQFormat="0" w:count="371">
+  <w:latentStyles w:defLockedState="0" w:defUIPriority="99" w:defSemiHidden="0" w:defUnhideWhenUsed="0" w:defQFormat="0" w:count="376">
     <w:lsdException w:name="Normal" w:uiPriority="0" w:qFormat="1"/>
     <w:lsdException w:name="heading 1" w:uiPriority="9" w:qFormat="1"/>
     <w:lsdException w:name="heading 2" w:semiHidden="1" w:uiPriority="9" w:unhideWhenUsed="1" w:qFormat="1"/>
@@ -23395,6 +23720,11 @@
     <w:lsdException w:name="List Table 5 Dark Accent 6" w:uiPriority="50"/>
     <w:lsdException w:name="List Table 6 Colorful Accent 6" w:uiPriority="51"/>
     <w:lsdException w:name="List Table 7 Colorful Accent 6" w:uiPriority="52"/>
+    <w:lsdException w:name="Mention" w:semiHidden="1" w:unhideWhenUsed="1"/>
+    <w:lsdException w:name="Smart Hyperlink" w:semiHidden="1" w:unhideWhenUsed="1"/>
+    <w:lsdException w:name="Hashtag" w:semiHidden="1" w:unhideWhenUsed="1"/>
+    <w:lsdException w:name="Unresolved Mention" w:semiHidden="1" w:unhideWhenUsed="1"/>
+    <w:lsdException w:name="Smart Link" w:semiHidden="1" w:unhideWhenUsed="1"/>
   </w:latentStyles>
   <w:style w:type="paragraph" w:default="1" w:styleId="a">
     <w:name w:val="Normal"/>
